--- a/werkdocument/Onderzoeksmap-paspoort.docx
+++ b/werkdocument/Onderzoeksmap-paspoort.docx
@@ -733,7 +733,7 @@
           <w:b/>
           <w:i w:val="0"/>
         </w:rPr>
-        <w:t>Vraag 6. Je deelde je projectmap met je buur als Lezer. Wat probeerde je buur, en wat lukte niet?</w:t>
+        <w:t>Vraag 6. Je deelde je logboek met je buur als Kijker. Wat probeerde je buur, en wat lukte niet?</w:t>
       </w:r>
     </w:p>
     <w:p>
@@ -997,7 +997,7 @@
           <w:color w:val="4D5573"/>
           <w:sz w:val="19"/>
         </w:rPr>
-        <w:t>Kies telkens uit: eigenaar · bewerker · reageren · lezer · geen toegang.</w:t>
+        <w:t>Kies telkens uit: eigenaar · bewerker · reageerder · kijker · geen toegang.</w:t>
       </w:r>
     </w:p>
     <w:p>
@@ -1184,7 +1184,7 @@
         <w:spacing w:after="40"/>
       </w:pPr>
       <w:r>
-        <w:t>☐  Mijn hoofdmap is gedeeld met mijn leraar als Lezer, en ik ben nog eigenaar.</w:t>
+        <w:t>☐  Mijn hoofdmap is gedeeld met mijn leraar als Kijker, en ik ben nog eigenaar.</w:t>
       </w:r>
     </w:p>
     <w:p>
@@ -1192,7 +1192,7 @@
         <w:spacing w:after="40"/>
       </w:pPr>
       <w:r>
-        <w:t>☐  Mijn buur staat weer op Lezer of is verwijderd.</w:t>
+        <w:t>☐  Mijn buur staat weer op Kijker of is verwijderd.</w:t>
       </w:r>
     </w:p>
     <w:p>

--- a/werkdocument/Onderzoeksmap-paspoort.docx
+++ b/werkdocument/Onderzoeksmap-paspoort.docx
@@ -98,7 +98,7 @@
         <w:spacing w:after="40"/>
       </w:pPr>
       <w:r>
-        <w:t>1.  Links op je scherm staat de lespagina. Daar lees je wat je moet doen.</w:t>
+        <w:t>1.  Op de lespagina lees je wat je moet doen, stap voor stap.</w:t>
       </w:r>
     </w:p>
     <w:p>
@@ -122,7 +122,7 @@
         <w:spacing w:after="40"/>
       </w:pPr>
       <w:r>
-        <w:t>4.  Alleen DIT document lever je in via Google Classroom.</w:t>
+        <w:t>4.  Alleen DIT document lever je in.</w:t>
       </w:r>
     </w:p>
     <w:p>
@@ -211,7 +211,15 @@
           <w:b/>
           <w:i w:val="0"/>
         </w:rPr>
-        <w:t>Vraag 3. Wat gebeurt er met de map Downloads als de schijf van het toestel vol raakt?</w:t>
+        <w:t>Vraag 3. Je wil thuis verder werken aan je onderzoek. Waar moeten je bestanden dan staan, en waarom?</w:t>
+      </w:r>
+    </w:p>
+    <w:p>
+      <w:pPr>
+        <w:spacing w:after="40"/>
+      </w:pPr>
+      <w:r>
+        <w:t>______________________________________________________________________________________</w:t>
       </w:r>
     </w:p>
     <w:p>
